--- a/Project1/ds/tree/Heap_Study_Notes.docx
+++ b/Project1/ds/tree/Heap_Study_Notes.docx
@@ -28,7 +28,7 @@
           <w:sz w:val="20"/>
           <w:szCs w:val="20"/>
         </w:rPr>
-        <w:t xml:space="preserve">游戏开发职业规划 - 数据结构 L2 | 复习日期 2026-07-30</w:t>
+        <w:t xml:space="preserve">数据结构与算法学习笔记 · L2 | 复习日期 2026-07-30</w:t>
       </w:r>
     </w:p>
     <w:p>
@@ -2231,7 +2231,7 @@
           <w:b/>
           <w:bCs/>
         </w:rPr>
-        <w:t xml:space="preserve">游戏应用</w:t>
+        <w:t xml:space="preserve">工程应用</w:t>
       </w:r>
     </w:p>
     <w:p>
